--- a/tablas/Tabla1.docx
+++ b/tablas/Tabla1.docx
@@ -1180,7 +1180,7 @@
                 <w:szCs w:val="18"/>
                 <w:color w:val="000000"/>
               </w:rPr>
-              <w:t xml:space="preserve">Causa básica de muerte codificada según la CIE-10</w:t>
+              <w:t xml:space="preserve">Causa básica de muerte codificada a cuatro dígitos según la CIE-10</w:t>
             </w:r>
           </w:p>
         </w:tc>
